--- a/pitch for AI voice Agent.docx
+++ b/pitch for AI voice Agent.docx
@@ -4,126 +4,464 @@
   <w:body>
     <w:p>
       <w:pPr>
-        <w:pStyle w:val="NormalWeb"/>
-        <w:rPr>
-          <w:sz w:val="28"/>
-        </w:rPr>
-      </w:pPr>
-      <w:r>
-        <w:rPr>
-          <w:sz w:val="28"/>
-        </w:rPr>
-        <w:t xml:space="preserve">"Hi, this is </w:t>
+        <w:spacing w:before="100" w:beforeAutospacing="1" w:after="100" w:afterAutospacing="1" w:line="240" w:lineRule="auto"/>
+        <w:rPr>
+          <w:rFonts w:ascii="Times New Roman" w:eastAsia="Times New Roman" w:hAnsi="Times New Roman" w:cs="Times New Roman"/>
+          <w:sz w:val="24"/>
+          <w:szCs w:val="24"/>
+        </w:rPr>
+      </w:pPr>
+      <w:r>
+        <w:rPr>
+          <w:rFonts w:ascii="Times New Roman" w:eastAsia="Times New Roman" w:hAnsi="Times New Roman" w:cs="Times New Roman"/>
+          <w:sz w:val="24"/>
+          <w:szCs w:val="24"/>
+        </w:rPr>
+        <w:t xml:space="preserve">Hi, </w:t>
+      </w:r>
+    </w:p>
+    <w:p>
+      <w:pPr>
+        <w:spacing w:before="100" w:beforeAutospacing="1" w:after="100" w:afterAutospacing="1" w:line="240" w:lineRule="auto"/>
+        <w:rPr>
+          <w:rFonts w:ascii="Times New Roman" w:eastAsia="Times New Roman" w:hAnsi="Times New Roman" w:cs="Times New Roman"/>
+          <w:sz w:val="24"/>
+          <w:szCs w:val="24"/>
+        </w:rPr>
+      </w:pPr>
+      <w:r>
+        <w:rPr>
+          <w:rFonts w:ascii="Times New Roman" w:eastAsia="Times New Roman" w:hAnsi="Times New Roman" w:cs="Times New Roman"/>
+          <w:sz w:val="24"/>
+          <w:szCs w:val="24"/>
+        </w:rPr>
+        <w:t xml:space="preserve">This is </w:t>
+      </w:r>
+      <w:r>
+        <w:rPr>
+          <w:rFonts w:ascii="Times New Roman" w:eastAsia="Times New Roman" w:hAnsi="Times New Roman" w:cs="Times New Roman"/>
+          <w:sz w:val="24"/>
+          <w:szCs w:val="24"/>
+        </w:rPr>
+        <w:t>Sam john</w:t>
+      </w:r>
+      <w:r>
+        <w:rPr>
+          <w:rFonts w:ascii="Times New Roman" w:eastAsia="Times New Roman" w:hAnsi="Times New Roman" w:cs="Times New Roman"/>
+          <w:sz w:val="24"/>
+          <w:szCs w:val="24"/>
+        </w:rPr>
+        <w:t xml:space="preserve"> from </w:t>
       </w:r>
       <w:proofErr w:type="spellStart"/>
       <w:r>
         <w:rPr>
-          <w:sz w:val="28"/>
-        </w:rPr>
-        <w:t>Parvez</w:t>
+          <w:rFonts w:ascii="Times New Roman" w:eastAsia="Times New Roman" w:hAnsi="Times New Roman" w:cs="Times New Roman"/>
+          <w:sz w:val="24"/>
+          <w:szCs w:val="24"/>
+        </w:rPr>
+        <w:t>ReXon</w:t>
       </w:r>
       <w:proofErr w:type="spellEnd"/>
       <w:r>
         <w:rPr>
-          <w:sz w:val="28"/>
-        </w:rPr>
-        <w:t xml:space="preserve"> Ahmed.</w:t>
-      </w:r>
-    </w:p>
-    <w:p>
-      <w:pPr>
-        <w:pStyle w:val="NormalWeb"/>
-        <w:rPr>
-          <w:sz w:val="28"/>
-        </w:rPr>
-      </w:pPr>
-      <w:r>
-        <w:rPr>
-          <w:sz w:val="28"/>
-        </w:rPr>
-        <w:t>I was just checking out your website—it looks great</w:t>
-      </w:r>
-      <w:r>
-        <w:rPr>
-          <w:sz w:val="28"/>
-        </w:rPr>
-        <w:t>, No doubt</w:t>
-      </w:r>
-      <w:r>
-        <w:rPr>
-          <w:sz w:val="28"/>
-        </w:rPr>
-        <w:t>!</w:t>
-      </w:r>
-    </w:p>
-    <w:p>
-      <w:pPr>
-        <w:pStyle w:val="NormalWeb"/>
-        <w:rPr>
-          <w:sz w:val="28"/>
-        </w:rPr>
-      </w:pPr>
-      <w:r>
-        <w:rPr>
-          <w:sz w:val="28"/>
-        </w:rPr>
-        <w:t>"Can I ask you a quick question? What happens when a customer calls while you're on a job or after business hours</w:t>
-      </w:r>
-      <w:r>
-        <w:rPr>
-          <w:sz w:val="28"/>
-        </w:rPr>
-        <w:t xml:space="preserve"> or sleeping</w:t>
-      </w:r>
-      <w:r>
-        <w:rPr>
-          <w:sz w:val="28"/>
-        </w:rPr>
-        <w:t>?</w:t>
-      </w:r>
-    </w:p>
-    <w:p>
-      <w:pPr>
-        <w:pStyle w:val="NormalWeb"/>
-        <w:rPr>
-          <w:sz w:val="28"/>
-        </w:rPr>
-      </w:pPr>
-      <w:r>
-        <w:rPr>
-          <w:sz w:val="28"/>
-        </w:rPr>
-        <w:t>The reason I ask is we build AI Voice Age</w:t>
+          <w:rFonts w:ascii="Times New Roman" w:eastAsia="Times New Roman" w:hAnsi="Times New Roman" w:cs="Times New Roman"/>
+          <w:sz w:val="24"/>
+          <w:szCs w:val="24"/>
+        </w:rPr>
+        <w:t xml:space="preserve"> Solution</w:t>
       </w:r>
       <w:bookmarkStart w:id="0" w:name="_GoBack"/>
       <w:bookmarkEnd w:id="0"/>
       <w:r>
         <w:rPr>
-          <w:sz w:val="28"/>
-        </w:rPr>
-        <w:t>nts for plumbing businesses that stop you from losing those jobs. It answers calls 24/7, qualifies customers, collects their info, and books appointments automatically.</w:t>
+          <w:rFonts w:ascii="Times New Roman" w:eastAsia="Times New Roman" w:hAnsi="Times New Roman" w:cs="Times New Roman"/>
+          <w:sz w:val="24"/>
+          <w:szCs w:val="24"/>
+        </w:rPr>
+        <w:t>.</w:t>
+      </w:r>
+    </w:p>
+    <w:p>
+      <w:pPr>
+        <w:spacing w:before="100" w:beforeAutospacing="1" w:after="100" w:afterAutospacing="1" w:line="240" w:lineRule="auto"/>
+        <w:rPr>
+          <w:rFonts w:ascii="Times New Roman" w:eastAsia="Times New Roman" w:hAnsi="Times New Roman" w:cs="Times New Roman"/>
+          <w:sz w:val="24"/>
+          <w:szCs w:val="24"/>
+        </w:rPr>
+      </w:pPr>
+      <w:r>
+        <w:rPr>
+          <w:rFonts w:ascii="Times New Roman" w:eastAsia="Times New Roman" w:hAnsi="Times New Roman" w:cs="Times New Roman"/>
+          <w:sz w:val="24"/>
+          <w:szCs w:val="24"/>
+        </w:rPr>
+        <w:t>How are you???</w:t>
+      </w:r>
+    </w:p>
+    <w:p>
+      <w:pPr>
+        <w:spacing w:before="100" w:beforeAutospacing="1" w:after="100" w:afterAutospacing="1" w:line="240" w:lineRule="auto"/>
+        <w:rPr>
+          <w:rFonts w:ascii="Times New Roman" w:eastAsia="Times New Roman" w:hAnsi="Times New Roman" w:cs="Times New Roman"/>
+          <w:sz w:val="24"/>
+          <w:szCs w:val="24"/>
+        </w:rPr>
+      </w:pPr>
+      <w:r>
+        <w:rPr>
+          <w:rFonts w:ascii="Times New Roman" w:eastAsia="Times New Roman" w:hAnsi="Times New Roman" w:cs="Times New Roman"/>
+          <w:sz w:val="24"/>
+          <w:szCs w:val="24"/>
+        </w:rPr>
+        <w:t xml:space="preserve">Actually, we </w:t>
+      </w:r>
+      <w:r>
+        <w:rPr>
+          <w:rFonts w:ascii="Times New Roman" w:eastAsia="Times New Roman" w:hAnsi="Times New Roman" w:cs="Times New Roman"/>
+          <w:sz w:val="24"/>
+          <w:szCs w:val="24"/>
+        </w:rPr>
+        <w:t>are offering</w:t>
+      </w:r>
+      <w:r>
+        <w:rPr>
+          <w:rFonts w:ascii="Times New Roman" w:eastAsia="Times New Roman" w:hAnsi="Times New Roman" w:cs="Times New Roman"/>
+          <w:sz w:val="24"/>
+          <w:szCs w:val="24"/>
+        </w:rPr>
+        <w:t xml:space="preserve"> AI Voice Receptionist agents that answer calls for plumbers, collect their details</w:t>
+      </w:r>
+      <w:r>
+        <w:rPr>
+          <w:rFonts w:ascii="Times New Roman" w:eastAsia="Times New Roman" w:hAnsi="Times New Roman" w:cs="Times New Roman"/>
+          <w:sz w:val="24"/>
+          <w:szCs w:val="24"/>
+        </w:rPr>
+        <w:t>.</w:t>
+      </w:r>
+    </w:p>
+    <w:p>
+      <w:pPr>
+        <w:spacing w:before="100" w:beforeAutospacing="1" w:after="100" w:afterAutospacing="1" w:line="240" w:lineRule="auto"/>
+        <w:rPr>
+          <w:rFonts w:ascii="Times New Roman" w:eastAsia="Times New Roman" w:hAnsi="Times New Roman" w:cs="Times New Roman"/>
+          <w:color w:val="CC9900"/>
+          <w:sz w:val="24"/>
+          <w:szCs w:val="24"/>
+        </w:rPr>
+      </w:pPr>
+      <w:r>
+        <w:rPr>
+          <w:rFonts w:ascii="Times New Roman" w:eastAsia="Times New Roman" w:hAnsi="Times New Roman" w:cs="Times New Roman"/>
+          <w:color w:val="CC9900"/>
+          <w:sz w:val="24"/>
+          <w:szCs w:val="24"/>
+        </w:rPr>
+        <w:t>like name, phone number, and email</w:t>
+      </w:r>
+      <w:r>
+        <w:rPr>
+          <w:rFonts w:ascii="Times New Roman" w:eastAsia="Times New Roman" w:hAnsi="Times New Roman" w:cs="Times New Roman"/>
+          <w:color w:val="CC9900"/>
+          <w:sz w:val="24"/>
+          <w:szCs w:val="24"/>
+        </w:rPr>
+        <w:t xml:space="preserve"> </w:t>
+      </w:r>
+      <w:r>
+        <w:rPr>
+          <w:rFonts w:ascii="Times New Roman" w:eastAsia="Times New Roman" w:hAnsi="Times New Roman" w:cs="Times New Roman"/>
+          <w:color w:val="CC9900"/>
+          <w:sz w:val="24"/>
+          <w:szCs w:val="24"/>
+        </w:rPr>
+        <w:t>and save the information directly into a Google Sheet.</w:t>
+      </w:r>
+    </w:p>
+    <w:p>
+      <w:pPr>
+        <w:spacing w:before="100" w:beforeAutospacing="1" w:after="100" w:afterAutospacing="1" w:line="240" w:lineRule="auto"/>
+        <w:rPr>
+          <w:rFonts w:ascii="Times New Roman" w:eastAsia="Times New Roman" w:hAnsi="Times New Roman" w:cs="Times New Roman"/>
+          <w:sz w:val="24"/>
+          <w:szCs w:val="24"/>
+        </w:rPr>
+      </w:pPr>
+      <w:r>
+        <w:rPr>
+          <w:rFonts w:ascii="Times New Roman" w:eastAsia="Times New Roman" w:hAnsi="Times New Roman" w:cs="Times New Roman"/>
+          <w:sz w:val="24"/>
+          <w:szCs w:val="24"/>
+        </w:rPr>
+        <w:t xml:space="preserve">For </w:t>
+      </w:r>
+      <w:r>
+        <w:rPr>
+          <w:rFonts w:ascii="Times New Roman" w:eastAsia="Times New Roman" w:hAnsi="Times New Roman" w:cs="Times New Roman"/>
+          <w:sz w:val="24"/>
+          <w:szCs w:val="24"/>
+        </w:rPr>
+        <w:t>Suppose</w:t>
+      </w:r>
+      <w:r>
+        <w:rPr>
+          <w:rFonts w:ascii="Times New Roman" w:eastAsia="Times New Roman" w:hAnsi="Times New Roman" w:cs="Times New Roman"/>
+          <w:sz w:val="24"/>
+          <w:szCs w:val="24"/>
+        </w:rPr>
+        <w:t>, you might be busy, driving, sleeping, or it could be the weekend. During that time, you may miss a call from a potential client. As a result, that client might end up calling another plumber instead.</w:t>
+      </w:r>
+    </w:p>
+    <w:p>
+      <w:pPr>
+        <w:spacing w:before="100" w:beforeAutospacing="1" w:after="100" w:afterAutospacing="1" w:line="240" w:lineRule="auto"/>
+        <w:rPr>
+          <w:rFonts w:ascii="Times New Roman" w:eastAsia="Times New Roman" w:hAnsi="Times New Roman" w:cs="Times New Roman"/>
+          <w:color w:val="CC9900"/>
+          <w:sz w:val="24"/>
+          <w:szCs w:val="24"/>
+        </w:rPr>
+      </w:pPr>
+      <w:r>
+        <w:rPr>
+          <w:rFonts w:ascii="Times New Roman" w:eastAsia="Times New Roman" w:hAnsi="Times New Roman" w:cs="Times New Roman"/>
+          <w:color w:val="CC9900"/>
+          <w:sz w:val="24"/>
+          <w:szCs w:val="24"/>
+        </w:rPr>
+        <w:t xml:space="preserve">Actually, I came across your business </w:t>
+      </w:r>
+      <w:r>
+        <w:rPr>
+          <w:rFonts w:ascii="Times New Roman" w:eastAsia="Times New Roman" w:hAnsi="Times New Roman" w:cs="Times New Roman"/>
+          <w:color w:val="CC9900"/>
+          <w:sz w:val="32"/>
+          <w:szCs w:val="24"/>
+        </w:rPr>
+        <w:t>{{}}</w:t>
+      </w:r>
+      <w:r>
+        <w:rPr>
+          <w:rFonts w:ascii="Times New Roman" w:eastAsia="Times New Roman" w:hAnsi="Times New Roman" w:cs="Times New Roman"/>
+          <w:color w:val="CC9900"/>
+          <w:sz w:val="24"/>
+          <w:szCs w:val="24"/>
+        </w:rPr>
+        <w:t xml:space="preserve"> and checked out your website: </w:t>
+      </w:r>
+      <w:r>
+        <w:rPr>
+          <w:rFonts w:ascii="Times New Roman" w:eastAsia="Times New Roman" w:hAnsi="Times New Roman" w:cs="Times New Roman"/>
+          <w:color w:val="CC9900"/>
+          <w:sz w:val="32"/>
+          <w:szCs w:val="24"/>
+        </w:rPr>
+        <w:t>{{}}</w:t>
+      </w:r>
+      <w:r>
+        <w:rPr>
+          <w:rFonts w:ascii="Times New Roman" w:eastAsia="Times New Roman" w:hAnsi="Times New Roman" w:cs="Times New Roman"/>
+          <w:color w:val="CC9900"/>
+          <w:sz w:val="24"/>
+          <w:szCs w:val="24"/>
+        </w:rPr>
+        <w:t>. It looks really great and well-designed, No doubt.</w:t>
+      </w:r>
+    </w:p>
+    <w:p>
+      <w:pPr>
+        <w:spacing w:before="100" w:beforeAutospacing="1" w:after="100" w:afterAutospacing="1" w:line="240" w:lineRule="auto"/>
+        <w:rPr>
+          <w:rFonts w:ascii="Times New Roman" w:eastAsia="Times New Roman" w:hAnsi="Times New Roman" w:cs="Times New Roman"/>
+          <w:sz w:val="24"/>
+          <w:szCs w:val="24"/>
+        </w:rPr>
+      </w:pPr>
+    </w:p>
+    <w:p>
+      <w:pPr>
+        <w:spacing w:before="100" w:beforeAutospacing="1" w:after="100" w:afterAutospacing="1" w:line="240" w:lineRule="auto"/>
+        <w:rPr>
+          <w:rFonts w:ascii="Times New Roman" w:eastAsia="Times New Roman" w:hAnsi="Times New Roman" w:cs="Times New Roman"/>
+          <w:sz w:val="24"/>
+          <w:szCs w:val="24"/>
+        </w:rPr>
+      </w:pPr>
+      <w:r>
+        <w:rPr>
+          <w:rFonts w:ascii="Times New Roman" w:eastAsia="Times New Roman" w:hAnsi="Times New Roman" w:cs="Times New Roman"/>
+          <w:sz w:val="24"/>
+          <w:szCs w:val="24"/>
+        </w:rPr>
+        <w:t xml:space="preserve">I can also give you a </w:t>
+      </w:r>
+      <w:r>
+        <w:rPr>
+          <w:rFonts w:ascii="Times New Roman" w:eastAsia="Times New Roman" w:hAnsi="Times New Roman" w:cs="Times New Roman"/>
+          <w:b/>
+          <w:bCs/>
+          <w:sz w:val="24"/>
+          <w:szCs w:val="24"/>
+        </w:rPr>
+        <w:t>2-minuts</w:t>
+      </w:r>
+      <w:r>
+        <w:rPr>
+          <w:rFonts w:ascii="Times New Roman" w:eastAsia="Times New Roman" w:hAnsi="Times New Roman" w:cs="Times New Roman"/>
+          <w:b/>
+          <w:bCs/>
+          <w:sz w:val="24"/>
+          <w:szCs w:val="24"/>
+        </w:rPr>
+        <w:t xml:space="preserve"> free demo</w:t>
+      </w:r>
+      <w:r>
+        <w:rPr>
+          <w:rFonts w:ascii="Times New Roman" w:eastAsia="Times New Roman" w:hAnsi="Times New Roman" w:cs="Times New Roman"/>
+          <w:sz w:val="24"/>
+          <w:szCs w:val="24"/>
+        </w:rPr>
+        <w:t xml:space="preserve"> so you can see how it work.</w:t>
+      </w:r>
+    </w:p>
+    <w:p>
+      <w:pPr>
+        <w:spacing w:before="100" w:beforeAutospacing="1" w:after="100" w:afterAutospacing="1" w:line="240" w:lineRule="auto"/>
+        <w:rPr>
+          <w:rFonts w:ascii="Times New Roman" w:eastAsia="Times New Roman" w:hAnsi="Times New Roman" w:cs="Times New Roman"/>
+          <w:sz w:val="24"/>
+          <w:szCs w:val="24"/>
+        </w:rPr>
+      </w:pPr>
+      <w:r>
+        <w:rPr>
+          <w:rFonts w:ascii="Times New Roman" w:eastAsia="Times New Roman" w:hAnsi="Times New Roman" w:cs="Times New Roman"/>
+          <w:sz w:val="24"/>
+          <w:szCs w:val="24"/>
+        </w:rPr>
+        <w:t>Would you be interested in trying it out</w:t>
+      </w:r>
+      <w:r>
+        <w:rPr>
+          <w:rFonts w:ascii="Times New Roman" w:eastAsia="Times New Roman" w:hAnsi="Times New Roman" w:cs="Times New Roman"/>
+          <w:sz w:val="24"/>
+          <w:szCs w:val="24"/>
+        </w:rPr>
+        <w:t xml:space="preserve"> “Yes / No</w:t>
+      </w:r>
+      <w:proofErr w:type="gramStart"/>
+      <w:r>
+        <w:rPr>
+          <w:rFonts w:ascii="Times New Roman" w:eastAsia="Times New Roman" w:hAnsi="Times New Roman" w:cs="Times New Roman"/>
+          <w:sz w:val="24"/>
+          <w:szCs w:val="24"/>
+        </w:rPr>
+        <w:t xml:space="preserve">” </w:t>
+      </w:r>
+      <w:r>
+        <w:rPr>
+          <w:rFonts w:ascii="Times New Roman" w:eastAsia="Times New Roman" w:hAnsi="Times New Roman" w:cs="Times New Roman"/>
+          <w:sz w:val="24"/>
+          <w:szCs w:val="24"/>
+        </w:rPr>
+        <w:t>?</w:t>
+      </w:r>
+      <w:proofErr w:type="gramEnd"/>
+    </w:p>
+    <w:p>
+      <w:pPr>
+        <w:pBdr>
+          <w:bottom w:val="single" w:sz="6" w:space="1" w:color="auto"/>
+        </w:pBdr>
+        <w:spacing w:before="100" w:beforeAutospacing="1" w:after="100" w:afterAutospacing="1" w:line="240" w:lineRule="auto"/>
+        <w:rPr>
+          <w:rFonts w:ascii="Times New Roman" w:eastAsia="Times New Roman" w:hAnsi="Times New Roman" w:cs="Times New Roman"/>
+          <w:sz w:val="24"/>
+          <w:szCs w:val="24"/>
+        </w:rPr>
+      </w:pPr>
+    </w:p>
+    <w:p>
+      <w:pPr>
+        <w:pStyle w:val="isselectedend"/>
+      </w:pPr>
+      <w:r>
+        <w:t>Hi Sam, how are you?</w:t>
+      </w:r>
+    </w:p>
+    <w:p>
+      <w:pPr>
+        <w:pStyle w:val="isselectedend"/>
+      </w:pPr>
+      <w:r>
+        <w:t>I came across your business, {{Business Name}}, and checked out your website — it looks really great and well-designed, by the way.</w:t>
+      </w:r>
+    </w:p>
+    <w:p>
+      <w:pPr>
+        <w:pStyle w:val="isselectedend"/>
+      </w:pPr>
+      <w:r>
+        <w:t xml:space="preserve">The reason I’m calling is, we help plumbers make sure they </w:t>
+      </w:r>
+      <w:r>
+        <w:rPr>
+          <w:rStyle w:val="Strong"/>
+        </w:rPr>
+        <w:t>never miss potential customers</w:t>
+      </w:r>
+      <w:r>
+        <w:t>, even when they’re busy, driving, sleeping, or it’s after hours.</w:t>
+      </w:r>
+    </w:p>
+    <w:p>
+      <w:pPr>
+        <w:pStyle w:val="isselectedend"/>
+      </w:pPr>
+      <w:r>
+        <w:t xml:space="preserve">We set up an </w:t>
+      </w:r>
+      <w:r>
+        <w:rPr>
+          <w:rStyle w:val="Strong"/>
+        </w:rPr>
+        <w:t>AI Voice Receptionist</w:t>
+      </w:r>
+      <w:r>
+        <w:t xml:space="preserve"> that answers your calls, talks to customers, collects their information, and saves the lead automatically.</w:t>
+      </w:r>
+    </w:p>
+    <w:p>
+      <w:pPr>
+        <w:pStyle w:val="isselectedend"/>
+      </w:pPr>
+      <w:r>
+        <w:t xml:space="preserve">I can set one up for you with a </w:t>
+      </w:r>
+      <w:r>
+        <w:rPr>
+          <w:rStyle w:val="Strong"/>
+        </w:rPr>
+        <w:t>2-month free demo</w:t>
+      </w:r>
+      <w:r>
+        <w:t>, so you can actually test it with your own business.</w:t>
       </w:r>
     </w:p>
     <w:p>
       <w:pPr>
         <w:pStyle w:val="NormalWeb"/>
-        <w:rPr>
-          <w:sz w:val="28"/>
-        </w:rPr>
-      </w:pPr>
-      <w:r>
-        <w:rPr>
-          <w:sz w:val="28"/>
-        </w:rPr>
-        <w:t>I actually have a 2-minute live demo built specifically for plumbers. Would you be open to taking a quick look?"</w:t>
-      </w:r>
-    </w:p>
-    <w:p>
-      <w:pPr>
-        <w:pStyle w:val="query-text-line"/>
-        <w:spacing w:before="0" w:beforeAutospacing="0" w:after="0" w:afterAutospacing="0" w:line="360" w:lineRule="atLeast"/>
-      </w:pPr>
-    </w:p>
+      </w:pPr>
+      <w:r>
+        <w:rPr>
+          <w:rStyle w:val="Strong"/>
+        </w:rPr>
+        <w:t>Would you be open to seeing a quick demo?</w:t>
+      </w:r>
+    </w:p>
+    <w:p/>
     <w:sectPr>
       <w:pgSz w:w="12240" w:h="15840"/>
       <w:pgMar w:top="1440" w:right="1440" w:bottom="1440" w:left="1440" w:header="720" w:footer="720" w:gutter="0"/>
@@ -584,6 +922,30 @@
       <w:szCs w:val="24"/>
     </w:rPr>
   </w:style>
+  <w:style w:type="character" w:styleId="Strong">
+    <w:name w:val="Strong"/>
+    <w:basedOn w:val="DefaultParagraphFont"/>
+    <w:uiPriority w:val="22"/>
+    <w:qFormat/>
+    <w:rsid w:val="00465637"/>
+    <w:rPr>
+      <w:b/>
+      <w:bCs/>
+    </w:rPr>
+  </w:style>
+  <w:style w:type="paragraph" w:customStyle="1" w:styleId="isselectedend">
+    <w:name w:val="isselectedend"/>
+    <w:basedOn w:val="Normal"/>
+    <w:rsid w:val="00350C69"/>
+    <w:pPr>
+      <w:spacing w:before="100" w:beforeAutospacing="1" w:after="100" w:afterAutospacing="1" w:line="240" w:lineRule="auto"/>
+    </w:pPr>
+    <w:rPr>
+      <w:rFonts w:ascii="Times New Roman" w:eastAsia="Times New Roman" w:hAnsi="Times New Roman" w:cs="Times New Roman"/>
+      <w:sz w:val="24"/>
+      <w:szCs w:val="24"/>
+    </w:rPr>
+  </w:style>
 </w:styles>
 </file>
 
